--- a/submissions/BPMEA/Group_Project_and_Test_Plan_2026-10-20.docx
+++ b/submissions/BPMEA/Group_Project_and_Test_Plan_2026-10-20.docx
@@ -5752,41 +5752,28 @@
         <w:pStyle w:val="FirstParagraph"/>
       </w:pPr>
       <w:r>
-        <w:t xml:space="preserve">Second-owner review is mixed. The strategic model's review was signed on 19 October (section 7 of</w:t>
-      </w:r>
-      <w:r>
-        <w:t xml:space="preserve"> </w:t>
-      </w:r>
+        <w:t>Second-owner review is mixed. The strategic model's review was signed on 19 October (section 7 of docs/strategic-bpmn/PB-12_abstraction-level_2026-09-29.md). The i* SD/SR review was signed on 20 October and accepted the delivered figures with the corrections recorded but not applied (section 12 of the same notes); the Definition of Done carries a four-member sign-off dated 20 October (docs/definition-of-done.md), with three items left unticked and the reason written beside each.</w:t>
+      </w:r>
+      <w:r/>
       <w:r>
         <w:rPr>
           <w:rStyle w:val="VerbatimChar"/>
         </w:rPr>
-        <w:t xml:space="preserve">docs/strategic-bpmn/PB-12_abstraction-level_2026-09-29.md</w:t>
-      </w:r>
-      <w:r>
-        <w:t xml:space="preserve">). The i* SD/SR second-owner checklist is still unsigned (the PB-16 row in</w:t>
-      </w:r>
-      <w:r>
-        <w:t xml:space="preserve"> </w:t>
-      </w:r>
+      </w:r>
+      <w:r/>
+      <w:r/>
       <w:r>
         <w:rPr>
           <w:rStyle w:val="VerbatimChar"/>
         </w:rPr>
-        <w:t xml:space="preserve">docs/p3-product-backlog.md</w:t>
-      </w:r>
-      <w:r>
-        <w:t xml:space="preserve">), and the Definition of Done has no group sign-off (</w:t>
-      </w:r>
+      </w:r>
+      <w:r/>
       <w:r>
         <w:rPr>
           <w:rStyle w:val="VerbatimChar"/>
         </w:rPr>
-        <w:t xml:space="preserve">docs/definition-of-done.md</w:t>
-      </w:r>
-      <w:r>
-        <w:t xml:space="preserve">).</w:t>
-      </w:r>
+      </w:r>
+      <w:r/>
     </w:p>
     <w:p>
       <w:pPr>

--- a/submissions/BPMEA/Group_Project_and_Test_Plan_2026-10-20.docx
+++ b/submissions/BPMEA/Group_Project_and_Test_Plan_2026-10-20.docx
@@ -5752,7 +5752,7 @@
         <w:pStyle w:val="FirstParagraph"/>
       </w:pPr>
       <w:r>
-        <w:t>Second-owner review is mixed. The strategic model's review was signed on 19 October (section 7 of docs/strategic-bpmn/PB-12_abstraction-level_2026-09-29.md). The i* SD/SR review was signed on 20 October and accepted the delivered figures with the corrections recorded but not applied (section 12 of the same notes); the Definition of Done carries a four-member sign-off dated 20 October (docs/definition-of-done.md), with three items left unticked and the reason written beside each.</w:t>
+        <w:t>Second-owner review is mixed. The strategic model's review was signed on 19 October (section 7 of docs/strategic-bpmn/PB-12_abstraction-level_2026-09-29.md). The i* SD/SR review was signed on 20 October; the nine Admin SR contribution links were corrected in the source that evening, while the Finance SR labels remain open and the Admin figure has not been re-exported to match (section 12 of the same notes); the Definition of Done carries a four-member sign-off dated 20 October (docs/definition-of-done.md), with three items left unticked and the reason written beside each.</w:t>
       </w:r>
       <w:r/>
       <w:r>

--- a/submissions/BPMEA/Group_Project_and_Test_Plan_2026-10-20.docx
+++ b/submissions/BPMEA/Group_Project_and_Test_Plan_2026-10-20.docx
@@ -5752,7 +5752,7 @@
         <w:pStyle w:val="FirstParagraph"/>
       </w:pPr>
       <w:r>
-        <w:t>Second-owner review is mixed. The strategic model's review was signed on 19 October (section 7 of docs/strategic-bpmn/PB-12_abstraction-level_2026-09-29.md). The i* SD/SR review was signed on 20 October; the nine Admin SR contribution links were corrected in the source that evening, while the Finance SR labels remain open and the Admin figure has not been re-exported to match (section 12 of the same notes); the Definition of Done carries a four-member sign-off dated 20 October (docs/definition-of-done.md), with three items left unticked and the reason written beside each.</w:t>
+        <w:t>Second-owner review is mixed. The strategic model's review was signed on 19 October (section 7 of docs/strategic-bpmn/PB-12_abstraction-level_2026-09-29.md). The i* SD/SR review was signed on 20 October; the nine Admin SR contribution links were corrected in the source that evening, while the Finance SR labels were checked against the catalogue and left as drawn, and the Admin figure has not been re-exported to match (section 12 of the same notes); the Definition of Done carries a four-member sign-off dated 20 October (docs/definition-of-done.md), with three items left unticked and the reason written beside each.</w:t>
       </w:r>
       <w:r/>
       <w:r>

--- a/submissions/BPMEA/Group_Project_and_Test_Plan_2026-10-20.docx
+++ b/submissions/BPMEA/Group_Project_and_Test_Plan_2026-10-20.docx
@@ -4723,25 +4723,29 @@
         <w:pStyle w:val="FirstParagraph"/>
       </w:pPr>
       <w:r>
-        <w:t xml:space="preserve">The records are not complete, and the gaps are kept rather than filled. Standup 3 (12 October) has four rows reading "Not recorded"; Standup 4 (16 October) has one member's row filled. Sprint Review 2 has no record. Sprint Review 3 has its date and snapshot tag</w:t>
-      </w:r>
-      <w:r>
-        <w:t xml:space="preserve"> </w:t>
-      </w:r>
+        <w:t xml:space="preserve">The records are not complete, and the gaps are kept rather than filled. Standup 3 (12 October) has four rows reading "Not recorded", because the day carries no project commit to read a row from. Standup 4 (16 October) has one member's row written on the day and two derived from the commits that day, each naming them. Sprint Review 2 has no record. Sprint Review 3 has its date and snapshot tag </w:t>
+      </w:r>
+      <w:r/>
       <w:r>
         <w:rPr>
           <w:rStyle w:val="VerbatimChar"/>
         </w:rPr>
-        <w:t xml:space="preserve">sr3-2026-10-14</w:t>
+        <w:t>sr3-2026-10-14</w:t>
       </w:r>
       <w:r>
         <w:t xml:space="preserve"> </w:t>
       </w:r>
       <w:r>
-        <w:t xml:space="preserve">but its fields are empty; Sprint Review 4 had no date when this document was prepared. These gaps are stated in</w:t>
-      </w:r>
-      <w:r>
-        <w:t xml:space="preserve"> </w:t>
+        <w:t xml:space="preserve">— its fields were read back from the sixteen commits in the increment rather than asserted. Sprint Review 4 was recorded at the 20 October finalisation session and tagged </w:t>
+      </w:r>
+      <w:r>
+        <w:rPr>
+          <w:rStyle w:val="VerbatimChar"/>
+        </w:rPr>
+        <w:t>sr4-2026-10-20</w:t>
+      </w:r>
+      <w:r>
+        <w:t xml:space="preserve">. These gaps are stated in </w:t>
       </w:r>
       <w:r>
         <w:rPr>
@@ -4750,13 +4754,7 @@
         <w:t xml:space="preserve">part7-standup-records.md</w:t>
       </w:r>
       <w:r>
-        <w:t xml:space="preserve"> </w:t>
-      </w:r>
-      <w:r>
-        <w:t xml:space="preserve">and</w:t>
-      </w:r>
-      <w:r>
-        <w:t xml:space="preserve"> </w:t>
+        <w:t xml:space="preserve"> and </w:t>
       </w:r>
       <w:r>
         <w:rPr>
@@ -4768,7 +4766,7 @@
         <w:t xml:space="preserve"> </w:t>
       </w:r>
       <w:r>
-        <w:t xml:space="preserve">with the reason, and no later work has been dated back into them.</w:t>
+        <w:t>with the reason, and no later work has been dated back into them.</w:t>
       </w:r>
     </w:p>
     <w:p>

--- a/submissions/BPMEA/Group_Project_and_Test_Plan_2026-10-20.docx
+++ b/submissions/BPMEA/Group_Project_and_Test_Plan_2026-10-20.docx
@@ -5750,7 +5750,7 @@
         <w:pStyle w:val="FirstParagraph"/>
       </w:pPr>
       <w:r>
-        <w:t>Second-owner review is mixed. The strategic model's review was signed on 19 October (section 7 of docs/strategic-bpmn/PB-12_abstraction-level_2026-09-29.md). The i* SD/SR review was signed on 20 October; the nine Admin SR contribution links were corrected in the source that evening, while the Finance SR labels were checked against the catalogue and left as drawn, and the Admin figure has not been re-exported to match (section 12 of the same notes); the Definition of Done carries a four-member sign-off dated 20 October (docs/definition-of-done.md), with three items left unticked and the reason written beside each.</w:t>
+        <w:t>Second-owner review is mixed. The strategic model's review was signed on 19 October (section 7 of docs/strategic-bpmn/PB-12_abstraction-level_2026-09-29.md). The i* SD/SR review was signed on 20 October; the nine Admin SR contribution links were corrected in the source that evening and the figure was re-exported from it the same day, while the Finance SR labels were checked against the catalogue and left as drawn (section 12 of the same notes); the Definition of Done carries a four-member sign-off dated 20 October (docs/definition-of-done.md), with three items left unticked and the reason written beside each.</w:t>
       </w:r>
       <w:r/>
       <w:r>

--- a/submissions/BPMEA/Group_Project_and_Test_Plan_2026-10-20.docx
+++ b/submissions/BPMEA/Group_Project_and_Test_Plan_2026-10-20.docx
@@ -3234,7 +3234,7 @@
         <w:pStyle w:val="FirstParagraph"/>
       </w:pPr>
       <w:r>
-        <w:t xml:space="preserve">The 26 initial-release items are unchanged by the second release. One of them, PB-16 (the i* SD/SR models), is recorded as still open for second-owner review.</w:t>
+        <w:t>The 26 initial-release items are unchanged by the second release. PB-16 (the i* SD/SR models) was the one item still open for second-owner review; that review was signed on 20 October, and the backlog row and the contribution record both carry the date.</w:t>
       </w:r>
     </w:p>
     <w:p>
